--- a/deliverables/closure-report.docx
+++ b/deliverables/closure-report.docx
@@ -219,7 +219,7 @@
                 <w:b w:val="0"/>
                 <w:i w:val="0"/>
               </w:rPr>
-              <w:t xml:space="preserve"> 及 M9–M12 固定证据</w:t>
+              <w:t xml:space="preserve"> 及 M9–M13 固定证据</w:t>
             </w:r>
           </w:p>
         </w:tc>
@@ -458,7 +458,7 @@
           <w:b w:val="0"/>
           <w:i w:val="0"/>
         </w:rPr>
-        <w:t>M12（../verification/evidence/M12.md）</w:t>
+        <w:t>M13（../verification/evidence/M13.md）</w:t>
       </w:r>
       <w:r>
         <w:rPr>
@@ -476,7 +476,7 @@
           <w:b w:val="0"/>
           <w:i w:val="0"/>
         </w:rPr>
-        <w:t>“技术结项”仅表示当前约定的研发实现、自动化和技术文档范围具备收口条件。M13 仍需生成并验证正式文档产物；M14 仍需完成 Windows 11 非技术业务用户终验和人工正式发布门槛。因此本文不宣称项目已获得正式审批结项。</w:t>
+        <w:t>“技术结项”仅表示当前约定的研发实现、自动化和技术文档范围具备收口条件。M13 正式文档产物已经验证；M14 仍需完成 Windows 11 非技术业务用户终验和人工正式发布门槛。因此本文不宣称项目已获得正式审批结项。</w:t>
       </w:r>
     </w:p>
     <w:p>
@@ -1322,7 +1322,7 @@
           <w:b w:val="0"/>
           <w:i w:val="0"/>
         </w:rPr>
-        <w:t>M13：完成说明书、六份过程文件、DOCX/PDF 构建和事实一致性检查。</w:t>
+        <w:t>M13：已完成说明书、六份过程文件、DOCX/PDF 构建和事实一致性检查。</w:t>
       </w:r>
     </w:p>
     <w:p>
@@ -1407,7 +1407,7 @@
           <w:b w:val="0"/>
           <w:i w:val="0"/>
         </w:rPr>
-        <w:t>当前约定的核心研发范围已形成稳定、可运行、可部署、可审计、可恢复的正式产品技术基线，具备进入 M14 业务用户终验的技术条件。只有在 M13 产物门槛、M14 用户终验和有权限人员审批均完成后，项目管理方才能作出正式结项与发布决定。</w:t>
+        <w:t>当前约定的核心研发范围已形成稳定、可运行、可部署、可审计、可恢复的正式产品技术基线，M13 产物门槛已经通过并具备进入 M14 业务用户终验的技术条件。只有在 M14 用户终验和有权限人员审批均完成后，项目管理方才能作出正式结项与发布决定。</w:t>
       </w:r>
     </w:p>
     <w:sectPr>

--- a/deliverables/closure-report.docx
+++ b/deliverables/closure-report.docx
@@ -355,7 +355,7 @@
                 <w:b w:val="0"/>
                 <w:i w:val="0"/>
               </w:rPr>
-              <w:t>由有权限人员履行，不由自动化文档代替</w:t>
+              <w:t>由有权限人员履行，不由技术报告代替</w:t>
             </w:r>
           </w:p>
         </w:tc>
@@ -410,7 +410,7 @@
           <w:b w:val="0"/>
           <w:i w:val="0"/>
         </w:rPr>
-        <w:t>来源能力闭环（../product/source-coverage.md）</w:t>
+        <w:t>需求与能力闭环（../product/source-coverage.md）</w:t>
       </w:r>
       <w:r>
         <w:rPr>
@@ -476,7 +476,7 @@
           <w:b w:val="0"/>
           <w:i w:val="0"/>
         </w:rPr>
-        <w:t>“技术结项”仅表示当前约定的研发实现、自动化和技术文档范围具备收口条件。M13 正式文档产物已经验证；M14 仍需完成 Windows 11 非技术业务用户终验和人工正式发布门槛。因此本文不宣称项目已获得正式审批结项。</w:t>
+        <w:t>“技术结项”仅表示当前约定的研发实现、可重复验收和技术文档范围具备收口条件。正式文档产物已经验证；发布前仍需完成 Windows 11 业务用户终验和人工正式发布门槛。因此本文不宣称项目已获得正式审批结项。</w:t>
       </w:r>
     </w:p>
     <w:p>
@@ -991,7 +991,20 @@
           <w:b w:val="0"/>
           <w:i w:val="0"/>
         </w:rPr>
-        <w:t>hybrid-v2 实现时序专家规则、一阶 Markov 关联、可配置参数、固定大小解释和原因弃权。</w:t>
+        <w:t>分析链组合时序专家规则、一阶 Markov 关联、LinearSVC 与 AdaBoost 监督分类器；信息不足时可弃权，并保留规则证据、模型版本和人工复核入口。</w:t>
+      </w:r>
+    </w:p>
+    <w:p>
+      <w:pPr>
+        <w:pStyle w:val="ListNumber"/>
+      </w:pPr>
+      <w:r>
+        <w:rPr>
+          <w:rFonts w:ascii="Arial" w:hAnsi="Arial" w:eastAsia="Microsoft YaHei"/>
+          <w:b w:val="0"/>
+          <w:i w:val="0"/>
+        </w:rPr>
+        <w:t>监督模型参数采用 AES-256-GCM 认证加密封装，运行密钥与模型文件分离；篡改、缺失或错误密钥导致加载失败，不以明文模型继续运行。</w:t>
       </w:r>
     </w:p>
     <w:p>
@@ -1172,7 +1185,7 @@
           <w:b w:val="0"/>
           <w:i w:val="0"/>
         </w:rPr>
-        <w:t>当前实现保留原始材料中有业务价值的导入、清洗、分析、关联、处置、报告、项目、权限、审计和备份目标，同时纠正下列路径：</w:t>
+        <w:t>当前实现保留初期需求中有业务价值的导入、清洗、分析、关联、处置、报告、项目、权限、审计和备份目标，同时纠正下列路径：</w:t>
       </w:r>
     </w:p>
     <w:p>
@@ -1255,7 +1268,7 @@
           <w:b w:val="0"/>
           <w:i w:val="0"/>
         </w:rPr>
-        <w:t>原始方案差距说明（source-gap-analysis.md）</w:t>
+        <w:t>初期方案与正式实现差异说明（source-gap-analysis.md）</w:t>
       </w:r>
       <w:r>
         <w:rPr>
@@ -1296,7 +1309,7 @@
           <w:b w:val="0"/>
           <w:i w:val="0"/>
         </w:rPr>
-        <w:t>正式发布物不得依赖未执行的假指令或占位代码。源码仓库中的自动化状态、证据和发布标签共同提供回退与追溯入口。</w:t>
+        <w:t>正式发布物不得依赖未执行的假指令或占位代码。版本记录、验收证据和发布标签共同提供回退与追溯入口。</w:t>
       </w:r>
     </w:p>
     <w:p>
@@ -1435,6 +1448,29 @@
         <w:sz w:val="16"/>
       </w:rPr>
       <w:t>报警管理系统 · 文档日期 2026-08-27</w:t>
+    </w:r>
+    <w:r>
+      <w:t xml:space="preserve"> · 第 </w:t>
+    </w:r>
+    <w:r>
+      <w:fldChar w:fldCharType="begin"/>
+      <w:instrText xml:space="preserve"> PAGE </w:instrText>
+      <w:fldChar w:fldCharType="separate"/>
+      <w:t>1</w:t>
+      <w:fldChar w:fldCharType="end"/>
+    </w:r>
+    <w:r>
+      <w:t xml:space="preserve"> / </w:t>
+    </w:r>
+    <w:r>
+      <w:fldChar w:fldCharType="begin"/>
+      <w:instrText xml:space="preserve"> NUMPAGES </w:instrText>
+      <w:fldChar w:fldCharType="separate"/>
+      <w:t>1</w:t>
+      <w:fldChar w:fldCharType="end"/>
+    </w:r>
+    <w:r>
+      <w:t xml:space="preserve"> 页</w:t>
     </w:r>
   </w:p>
 </w:ftr>

--- a/deliverables/closure-report.docx
+++ b/deliverables/closure-report.docx
@@ -386,7 +386,7 @@
           <w:b w:val="0"/>
           <w:i w:val="0"/>
         </w:rPr>
-        <w:t xml:space="preserve">本报告依据 </w:t>
+        <w:t>本报告依据</w:t>
       </w:r>
       <w:r>
         <w:rPr>
@@ -418,55 +418,7 @@
           <w:b w:val="0"/>
           <w:i w:val="0"/>
         </w:rPr>
-        <w:t>、</w:t>
-      </w:r>
-      <w:r>
-        <w:rPr>
-          <w:rFonts w:ascii="Arial" w:hAnsi="Arial" w:eastAsia="Microsoft YaHei"/>
-          <w:b w:val="0"/>
-          <w:i w:val="0"/>
-        </w:rPr>
-        <w:t>M7 中期证据（../verification/evidence/M7.md）</w:t>
-      </w:r>
-      <w:r>
-        <w:rPr>
-          <w:rFonts w:ascii="Arial" w:hAnsi="Arial" w:eastAsia="Microsoft YaHei"/>
-          <w:b w:val="0"/>
-          <w:i w:val="0"/>
-        </w:rPr>
-        <w:t xml:space="preserve">及 </w:t>
-      </w:r>
-      <w:r>
-        <w:rPr>
-          <w:rFonts w:ascii="Arial" w:hAnsi="Arial" w:eastAsia="Microsoft YaHei"/>
-          <w:b w:val="0"/>
-          <w:i w:val="0"/>
-        </w:rPr>
-        <w:t>M9（../verification/evidence/M9.md）</w:t>
-      </w:r>
-      <w:r>
-        <w:rPr>
-          <w:rFonts w:ascii="Arial" w:hAnsi="Arial" w:eastAsia="Microsoft YaHei"/>
-          <w:b w:val="0"/>
-          <w:i w:val="0"/>
-        </w:rPr>
-        <w:t xml:space="preserve">至 </w:t>
-      </w:r>
-      <w:r>
-        <w:rPr>
-          <w:rFonts w:ascii="Arial" w:hAnsi="Arial" w:eastAsia="Microsoft YaHei"/>
-          <w:b w:val="0"/>
-          <w:i w:val="0"/>
-        </w:rPr>
-        <w:t>M13（../verification/evidence/M13.md）</w:t>
-      </w:r>
-      <w:r>
-        <w:rPr>
-          <w:rFonts w:ascii="Arial" w:hAnsi="Arial" w:eastAsia="Microsoft YaHei"/>
-          <w:b w:val="0"/>
-          <w:i w:val="0"/>
-        </w:rPr>
-        <w:t>的固定提交、测试和独立复核编制。</w:t>
+        <w:t>、M7 中期固定检查点及 M9–M13 的固定提交、测试和独立复核结果编制。</w:t>
       </w:r>
     </w:p>
     <w:p>
@@ -1309,7 +1261,7 @@
           <w:b w:val="0"/>
           <w:i w:val="0"/>
         </w:rPr>
-        <w:t>正式发布物不得依赖未执行的假指令或占位代码。版本记录、验收证据和发布标签共同提供回退与追溯入口。</w:t>
+        <w:t>正式发布物不得依赖未执行的假指令或不完整实现。版本记录、验收结果和发布标签共同提供回退与追溯入口。</w:t>
       </w:r>
     </w:p>
     <w:p>

--- a/deliverables/closure-report.docx
+++ b/deliverables/closure-report.docx
@@ -219,7 +219,25 @@
                 <w:b w:val="0"/>
                 <w:i w:val="0"/>
               </w:rPr>
-              <w:t xml:space="preserve"> 及 M9–M13 固定证据</w:t>
+              <w:t xml:space="preserve">、M9–M14 固定证据及 </w:t>
+            </w:r>
+            <w:r>
+              <w:rPr>
+                <w:rFonts w:ascii="Consolas" w:hAnsi="Consolas" w:eastAsia="Microsoft YaHei"/>
+                <w:b w:val="0"/>
+                <w:i w:val="0"/>
+                <w:color w:val="464646"/>
+                <w:sz w:val="19"/>
+              </w:rPr>
+              <w:t>v1.0.0</w:t>
+            </w:r>
+            <w:r>
+              <w:rPr>
+                <w:rFonts w:ascii="Arial" w:hAnsi="Arial" w:eastAsia="Microsoft YaHei"/>
+                <w:b w:val="0"/>
+                <w:i w:val="0"/>
+              </w:rPr>
+              <w:t xml:space="preserve"> 发布目标</w:t>
             </w:r>
           </w:p>
         </w:tc>
@@ -428,7 +446,7 @@
           <w:b w:val="0"/>
           <w:i w:val="0"/>
         </w:rPr>
-        <w:t>“技术结项”仅表示当前约定的研发实现、可重复验收和技术文档范围具备收口条件。正式文档产物已经验证；发布前仍需完成 Windows 11 业务用户终验和人工正式发布门槛。因此本文不宣称项目已获得正式审批结项。</w:t>
+        <w:t>“技术结项”表示当前约定的研发实现、可重复验收和技术文档范围具备收口条件。固定候选已经完成 Windows 11 自动业务验收，项目负责人已确认符合交付预期并授权正式发布。单位行政审批、资产移交和签章不由本技术报告代替。</w:t>
       </w:r>
     </w:p>
     <w:p>
@@ -557,7 +575,7 @@
                 <w:b w:val="0"/>
                 <w:i w:val="0"/>
               </w:rPr>
-              <w:t>M14 尚需由目标用户独立验证说明可理解性</w:t>
+              <w:t>Windows 标准用户验收与项目负责人结果性确认已完成；具体单位仍可使用自己的签章表</w:t>
             </w:r>
           </w:p>
         </w:tc>
@@ -1287,7 +1305,7 @@
           <w:b w:val="0"/>
           <w:i w:val="0"/>
         </w:rPr>
-        <w:t>M13：已完成说明书、六份过程文件、DOCX/PDF 构建和事实一致性检查。</w:t>
+        <w:t>M13：已完成说明书、项目过程文件、DOCX/PDF 构建和事实一致性检查。</w:t>
       </w:r>
     </w:p>
     <w:p>
@@ -1300,7 +1318,7 @@
           <w:b w:val="0"/>
           <w:i w:val="0"/>
         </w:rPr>
-        <w:t>M14：在 Windows 11 上由不了解源码的业务人员按说明完成部署、登录、样例业务、报告、备份恢复和停止。</w:t>
+        <w:t>M14：固定候选已完成 Windows 11 标准用户部署、登录、样例业务、报告、备份恢复和停止验收，项目负责人已给出结果性 PASS。</w:t>
       </w:r>
     </w:p>
     <w:p>
@@ -1313,7 +1331,7 @@
           <w:b w:val="0"/>
           <w:i w:val="0"/>
         </w:rPr>
-        <w:t>人工发布门槛：确认候选、签署验收、填写行政字段并决定是否正式结项。</w:t>
+        <w:t>行政手续：项目编号、单位、人员、预算、资产、知识产权归属及签章仍由对应责任方填写。</w:t>
       </w:r>
     </w:p>
     <w:p>
@@ -1372,7 +1390,58 @@
           <w:b w:val="0"/>
           <w:i w:val="0"/>
         </w:rPr>
-        <w:t>当前约定的核心研发范围已形成稳定、可运行、可部署、可审计、可恢复的正式产品技术基线，M13 产物门槛已经通过并具备进入 M14 业务用户终验的技术条件。只有在 M14 用户终验和有权限人员审批均完成后，项目管理方才能作出正式结项与发布决定。</w:t>
+        <w:t xml:space="preserve">当前约定的核心研发范围已形成稳定、可运行、可部署、可审计、可恢复的正式产品技术基线。M13 文档门槛、M14 自动验收和项目负责人交付可行性确认均已完成，并已授权在发布 PR 与远端 CI 成功后创建 </w:t>
+      </w:r>
+      <w:r>
+        <w:rPr>
+          <w:rFonts w:ascii="Consolas" w:hAnsi="Consolas" w:eastAsia="Microsoft YaHei"/>
+          <w:b w:val="0"/>
+          <w:i w:val="0"/>
+          <w:color w:val="464646"/>
+          <w:sz w:val="19"/>
+        </w:rPr>
+        <w:t>v1.0.0</w:t>
+      </w:r>
+      <w:r>
+        <w:rPr>
+          <w:rFonts w:ascii="Arial" w:hAnsi="Arial" w:eastAsia="Microsoft YaHei"/>
+          <w:b w:val="0"/>
+          <w:i w:val="0"/>
+        </w:rPr>
+        <w:t>。因此研发技术范围可以结项；行政结项、财务结算、资产登记和单位签章由项目管理方另行完成。</w:t>
+      </w:r>
+    </w:p>
+    <w:p>
+      <w:pPr>
+        <w:pStyle w:val="Heading2"/>
+      </w:pPr>
+      <w:r>
+        <w:rPr>
+          <w:rFonts w:ascii="Arial" w:hAnsi="Arial" w:eastAsia="Microsoft YaHei"/>
+          <w:b w:val="0"/>
+          <w:i w:val="0"/>
+        </w:rPr>
+        <w:t>11. 成果、推广与移交建议</w:t>
+      </w:r>
+    </w:p>
+    <w:p>
+      <w:r>
+        <w:rPr>
+          <w:rFonts w:ascii="Arial" w:hAnsi="Arial" w:eastAsia="Microsoft YaHei"/>
+          <w:b w:val="0"/>
+          <w:i w:val="0"/>
+        </w:rPr>
+        <w:t>本项目形成的可转移成果包括：Windows 自包含程序、Docker 次级部署、数据库迁移、混合算法及加密模型制品、样例与错误数据、自动测试、中文业务与运维说明、十份正式 DOCX/PDF、页面截图和专利申请主体草案。程序用于离线报警管理；项目过程文件用于验收和追溯；专利草案用于知识产权评估，三者不得互相替代。</w:t>
+      </w:r>
+    </w:p>
+    <w:p>
+      <w:r>
+        <w:rPr>
+          <w:rFonts w:ascii="Arial" w:hAnsi="Arial" w:eastAsia="Microsoft YaHei"/>
+          <w:b w:val="0"/>
+          <w:i w:val="0"/>
+        </w:rPr>
+        <w:t>移交时建议分别指定业务负责人、系统管理员、数据库/备份责任人和模型责任人。业务负责人解释原因建议及人工复核边界；系统管理员管理账号和本机实例；备份责任人定期验证恢复点；模型责任人使用获授权现场数据评估漂移和版本替换。首次现场试用应保留现有模型作为基线，新增指标必须绑定数据版本、分组方法和报告，不覆盖历史结果。</w:t>
       </w:r>
     </w:p>
     <w:sectPr>
